--- a/analysis_report.docx
+++ b/analysis_report.docx
@@ -7,10 +7,7 @@
         <w:pStyle w:val="Heading1"/>
       </w:pPr>
       <w:r>
-        <w:t xml:space="preserve">JTFD </w:t>
-      </w:r>
-      <w:r>
-        <w:t>Call Volume Analysis</w:t>
+        <w:t>JTFD Call Volume Analysis</w:t>
       </w:r>
     </w:p>
     <w:p>
@@ -40,60 +37,36 @@
     </w:p>
     <w:p>
       <w:r>
-        <w:t xml:space="preserve">A regression model is a way to understand and predict relationships between variables. </w:t>
-      </w:r>
-      <w:r>
-        <w:t>Simply,</w:t>
-      </w:r>
-      <w:r>
-        <w:t xml:space="preserve"> it helps answer questions like: 'If we add more commercial space, how many more calls should we expect each year?' The model looks at past patterns in the data and finds the average relationship between each factor and the number of calls.</w:t>
+        <w:t>A regression model is a statistical tool used to measure and predict how one or more factors are related to an outcome. In this case, the outcome is the number of fire and EMS calls, and the factors include changes in commercial square footage, residential square footage, property values, and nursing home beds. The key strength of regression is that it can measure the effect of one factor while holding the others constant, which helps separate out overlapping influences. For example, if commercial square footage and residential square footage tend to grow at the same time, a regression can still estimate the unique impact of each.</w:t>
       </w:r>
     </w:p>
     <w:p>
+      <w:pPr>
+        <w:rPr>
+          <w:rFonts w:asciiTheme="majorHAnsi" w:eastAsiaTheme="majorEastAsia" w:hAnsiTheme="majorHAnsi" w:cstheme="majorBidi"/>
+          <w:b/>
+          <w:bCs/>
+          <w:color w:val="4F81BD" w:themeColor="accent1"/>
+          <w:sz w:val="26"/>
+          <w:szCs w:val="26"/>
+        </w:rPr>
+      </w:pPr>
       <w:r>
-        <w:t xml:space="preserve">A good way to picture it is with personal income. </w:t>
+        <w:t xml:space="preserve">For this analysis, I used Poisson regression, Negative Binomial regression, and an Ordinary Least Squares (OLS) change model. Poisson regression is well-suited for count data, like monthly call totals, because it models the relationship between factors and calls in a way that ensures predictions are always positive. </w:t>
       </w:r>
+      <w:proofErr w:type="gramStart"/>
       <w:r>
-        <w:t>Think of trying</w:t>
+        <w:t>The Negative</w:t>
       </w:r>
+      <w:proofErr w:type="gramEnd"/>
       <w:r>
-        <w:t xml:space="preserve"> to predict someone’s income based on several things you know about them</w:t>
+        <w:t xml:space="preserve"> Binomial regression works similarly but is better at handling situations where the data has more variability than the Poisson model expects. The OLS change model focuses on year-over-year changes in both calls and the factors, which helps capture the effect of growth rather than long-term differences in baseline levels. Using these models together provides a more complete view</w:t>
       </w:r>
       <w:r>
         <w:t xml:space="preserve">, </w:t>
       </w:r>
       <w:r>
-        <w:t>like their education level, their parents’ income, the size of the city they grew up in, and how many years they’ve been working. Regression looks at many people’s data at once and figures out, on average, how much each of those factors contributes to income, while keeping the others constant.</w:t>
-      </w:r>
-      <w:r>
-        <w:t xml:space="preserve"> </w:t>
-      </w:r>
-      <w:r>
-        <w:t xml:space="preserve">In </w:t>
-      </w:r>
-      <w:r>
-        <w:t>this</w:t>
-      </w:r>
-      <w:r>
-        <w:t xml:space="preserve"> analysis, </w:t>
-      </w:r>
-      <w:r>
-        <w:t>I</w:t>
-      </w:r>
-      <w:r>
-        <w:t xml:space="preserve"> do the same thing. Instead of education or parents’ income, </w:t>
-      </w:r>
-      <w:r>
-        <w:t>the</w:t>
-      </w:r>
-      <w:r>
-        <w:t xml:space="preserve"> factors are the changes in square footage, property value, and nursing home beds. Regression lets </w:t>
-      </w:r>
-      <w:r>
-        <w:t>you</w:t>
-      </w:r>
-      <w:r>
-        <w:t xml:space="preserve"> estimate the separate effect of each of these, even when they’re all changing at the same time.</w:t>
+        <w:t>the Poisson and Negative Binomial models show the relationship between current levels of development and calls, while the change model focuses on how changes in development over time are linked to changes in call volume.</w:t>
       </w:r>
     </w:p>
     <w:p>
@@ -106,10 +79,7 @@
     </w:p>
     <w:p>
       <w:r>
-        <w:t>I</w:t>
-      </w:r>
-      <w:r>
-        <w:t xml:space="preserve"> used monthly data from 2018–2025, including:</w:t>
+        <w:t>I used monthly data from 2018–2025, including:</w:t>
       </w:r>
       <w:r>
         <w:br/>
@@ -142,13 +112,7 @@
         <w:t xml:space="preserve"> </w:t>
       </w:r>
       <w:r>
-        <w:t>When new buildings go up or a nursing home adds more beds, the impact on fire and EMS calls doesn’t happen instantly.</w:t>
-      </w:r>
-      <w:r>
-        <w:t xml:space="preserve"> </w:t>
-      </w:r>
-      <w:r>
-        <w:t xml:space="preserve">To reflect this, </w:t>
+        <w:t xml:space="preserve">When new buildings go up or a nursing home adds more beds, the impact on fire and EMS calls doesn’t happen instantly. To reflect this, </w:t>
       </w:r>
       <w:r>
         <w:t>I</w:t>
@@ -160,7 +124,13 @@
         <w:t>the</w:t>
       </w:r>
       <w:r>
-        <w:t xml:space="preserve"> variables by 6 months. This means that instead of comparing calls in the same month that development happened, </w:t>
+        <w:t xml:space="preserve"> variables by 6 months. </w:t>
+      </w:r>
+      <w:r>
+        <w:t>Meaning</w:t>
+      </w:r>
+      <w:r>
+        <w:t xml:space="preserve"> that instead of comparing calls in the same month that development happened, </w:t>
       </w:r>
       <w:r>
         <w:t>I</w:t>
@@ -168,25 +138,27 @@
       <w:r>
         <w:t xml:space="preserve"> compared calls to the amount of development that existed six months earlier. This lag helps better capture the </w:t>
       </w:r>
-      <w:proofErr w:type="gramStart"/>
       <w:r>
-        <w:t>real</w:t>
+        <w:t>real-world</w:t>
       </w:r>
       <w:r>
-        <w:t xml:space="preserve"> </w:t>
+        <w:t xml:space="preserve"> timing bet</w:t>
       </w:r>
       <w:r>
-        <w:t>world</w:t>
+        <w:t>we</w:t>
       </w:r>
-      <w:proofErr w:type="gramEnd"/>
       <w:r>
-        <w:t xml:space="preserve"> timing between when growth occurs and when it starts to affect call </w:t>
+        <w:t xml:space="preserve">en </w:t>
+      </w:r>
+      <w:r>
+        <w:lastRenderedPageBreak/>
+        <w:t xml:space="preserve">when growth occurs and when it starts to affect call </w:t>
       </w:r>
       <w:r>
         <w:t>volumes. In</w:t>
       </w:r>
       <w:r>
-        <w:t xml:space="preserve"> practical terms, the model is looking at things like: “Given the commercial square footage from half a year ago, how many calls are we seeing now?” That way, </w:t>
+        <w:t xml:space="preserve"> practical terms, the model is looking at things like: “Given the commercial square footage from half a year ago, how many calls are I seeing now?” That way, </w:t>
       </w:r>
       <w:r>
         <w:t>the model is</w:t>
@@ -206,13 +178,12 @@
         <w:pStyle w:val="Heading2"/>
       </w:pPr>
       <w:r>
-        <w:lastRenderedPageBreak/>
         <w:t>Models Used in the Analysis</w:t>
       </w:r>
     </w:p>
     <w:p>
       <w:r>
-        <w:t>We used two main approaches:</w:t>
+        <w:t>I used two main approaches:</w:t>
       </w:r>
       <w:r>
         <w:br/>
@@ -226,7 +197,13 @@
         <w:t>Lagged Levels Models (Poisson and Negative Binomial)</w:t>
       </w:r>
       <w:r>
-        <w:t xml:space="preserve"> – These look at the relationship between call volumes and development levels (square footage, appraised value, beds) with a 6-month delay.</w:t>
+        <w:t xml:space="preserve"> – These look at the relationship bet</w:t>
+      </w:r>
+      <w:r>
+        <w:t>we</w:t>
+      </w:r>
+      <w:r>
+        <w:t>en call volumes and development levels (square footage, appraised value, beds) with a 6-month delay.</w:t>
       </w:r>
       <w:r>
         <w:br/>
@@ -271,39 +248,209 @@
     </w:p>
     <w:p>
       <w:r>
-        <w:t>The Township currently responds to roughly 2,000 calls/year. Below are the estimated effects from our models, expressed in annual call changes so they’re easy to compare.</w:t>
+        <w:t>The Township currently responds to roughly 2,000 calls/year. Below are the estimated effects from the models, expressed in annual call changes so they’re easy to compare.</w:t>
       </w:r>
     </w:p>
     <w:p>
       <w:r>
-        <w:t>• **Nursing home beds (+1 bed)** – About +4.74 to +5.03 calls/year (statistically significant)</w:t>
+        <w:t xml:space="preserve">• </w:t>
+      </w:r>
+      <w:r>
+        <w:rPr>
+          <w:b/>
+          <w:bCs/>
+        </w:rPr>
+        <w:t>Nursing home beds (+1 bed)</w:t>
+      </w:r>
+      <w:r>
+        <w:t xml:space="preserve"> – About +4.74 to +5.03 calls/year (statistically significant)</w:t>
       </w:r>
       <w:r>
         <w:br/>
-        <w:t>• **Commercial sqft (+1,000 sqft)** – About +1.09 to +1.11 calls/year (highly significant)</w:t>
+        <w:t xml:space="preserve">• </w:t>
+      </w:r>
+      <w:r>
+        <w:rPr>
+          <w:b/>
+          <w:bCs/>
+        </w:rPr>
+        <w:t xml:space="preserve">Commercial </w:t>
+      </w:r>
+      <w:proofErr w:type="spellStart"/>
+      <w:r>
+        <w:rPr>
+          <w:b/>
+          <w:bCs/>
+        </w:rPr>
+        <w:t>sqft</w:t>
+      </w:r>
+      <w:proofErr w:type="spellEnd"/>
+      <w:r>
+        <w:rPr>
+          <w:b/>
+          <w:bCs/>
+        </w:rPr>
+        <w:t xml:space="preserve"> (+1,000 </w:t>
+      </w:r>
+      <w:proofErr w:type="spellStart"/>
+      <w:r>
+        <w:rPr>
+          <w:b/>
+          <w:bCs/>
+        </w:rPr>
+        <w:t>sqft</w:t>
+      </w:r>
+      <w:proofErr w:type="spellEnd"/>
+      <w:r>
+        <w:rPr>
+          <w:b/>
+          <w:bCs/>
+        </w:rPr>
+        <w:t>)</w:t>
+      </w:r>
+      <w:r>
+        <w:t xml:space="preserve"> – About +1.09 to +1.11 calls/year (highly significant)</w:t>
       </w:r>
       <w:r>
         <w:br/>
-        <w:t>• **Residential sqft (+1,000 sqft)** – Effect is near zero and not statistically significant</w:t>
+        <w:t xml:space="preserve">• </w:t>
+      </w:r>
+      <w:r>
+        <w:rPr>
+          <w:b/>
+          <w:bCs/>
+        </w:rPr>
+        <w:t xml:space="preserve">Residential </w:t>
+      </w:r>
+      <w:proofErr w:type="spellStart"/>
+      <w:r>
+        <w:rPr>
+          <w:b/>
+          <w:bCs/>
+        </w:rPr>
+        <w:t>sqft</w:t>
+      </w:r>
+      <w:proofErr w:type="spellEnd"/>
+      <w:r>
+        <w:rPr>
+          <w:b/>
+          <w:bCs/>
+        </w:rPr>
+        <w:t xml:space="preserve"> (+1,000 </w:t>
+      </w:r>
+      <w:proofErr w:type="spellStart"/>
+      <w:r>
+        <w:rPr>
+          <w:b/>
+          <w:bCs/>
+        </w:rPr>
+        <w:t>sqft</w:t>
+      </w:r>
+      <w:proofErr w:type="spellEnd"/>
+      <w:r>
+        <w:rPr>
+          <w:b/>
+          <w:bCs/>
+        </w:rPr>
+        <w:t>)</w:t>
+      </w:r>
+      <w:r>
+        <w:t xml:space="preserve"> – Effect is near zero and not statistically significant</w:t>
       </w:r>
       <w:r>
         <w:br/>
-        <w:t>• **Industrial sqft (+1,000 sqft)** – Effect is near zero and not statistically significant</w:t>
+        <w:t xml:space="preserve">• </w:t>
+      </w:r>
+      <w:r>
+        <w:rPr>
+          <w:b/>
+          <w:bCs/>
+        </w:rPr>
+        <w:t xml:space="preserve">Industrial </w:t>
+      </w:r>
+      <w:proofErr w:type="spellStart"/>
+      <w:r>
+        <w:rPr>
+          <w:b/>
+          <w:bCs/>
+        </w:rPr>
+        <w:t>sqft</w:t>
+      </w:r>
+      <w:proofErr w:type="spellEnd"/>
+      <w:r>
+        <w:rPr>
+          <w:b/>
+          <w:bCs/>
+        </w:rPr>
+        <w:t xml:space="preserve"> (+1,000 </w:t>
+      </w:r>
+      <w:proofErr w:type="spellStart"/>
+      <w:r>
+        <w:rPr>
+          <w:b/>
+          <w:bCs/>
+        </w:rPr>
+        <w:t>sqft</w:t>
+      </w:r>
+      <w:proofErr w:type="spellEnd"/>
+      <w:r>
+        <w:rPr>
+          <w:b/>
+          <w:bCs/>
+        </w:rPr>
+        <w:t>)</w:t>
+      </w:r>
+      <w:r>
+        <w:t xml:space="preserve"> – Effect is near zero and not statistically significant</w:t>
       </w:r>
       <w:r>
         <w:br/>
-        <w:t>• **Residential appraised value (+$1M)** – About +0.84 calls/year (significant)</w:t>
+        <w:t xml:space="preserve">• </w:t>
+      </w:r>
+      <w:r>
+        <w:rPr>
+          <w:b/>
+          <w:bCs/>
+        </w:rPr>
+        <w:t>Residential appraised value (+$1M)</w:t>
+      </w:r>
+      <w:r>
+        <w:t xml:space="preserve"> – About +0.84 calls/year (significant)</w:t>
       </w:r>
       <w:r>
         <w:br/>
-        <w:t>• **Commercial appraised value (+$1M)** – Effect is small and not significant</w:t>
+        <w:t xml:space="preserve">• </w:t>
+      </w:r>
+      <w:r>
+        <w:rPr>
+          <w:b/>
+          <w:bCs/>
+        </w:rPr>
+        <w:t>Commercial appraised value (+$1M</w:t>
+      </w:r>
+      <w:r>
+        <w:rPr>
+          <w:b/>
+          <w:bCs/>
+        </w:rPr>
+        <w:t>)</w:t>
+      </w:r>
+      <w:r>
+        <w:t xml:space="preserve"> – Effect is small and not significant</w:t>
       </w:r>
       <w:r>
         <w:br/>
-        <w:t>• **Industrial appraised value (+$1M)** – About −9.9 calls/year (significant negative effect)</w:t>
+        <w:t xml:space="preserve">• </w:t>
       </w:r>
       <w:r>
-        <w:br/>
+        <w:rPr>
+          <w:b/>
+          <w:bCs/>
+        </w:rPr>
+        <w:t>Industrial appraised value (+$1M)</w:t>
+      </w:r>
+      <w:r>
+        <w:t xml:space="preserve"> – About −9.9 calls/year (significant negative effect)</w:t>
       </w:r>
     </w:p>
     <w:p>
@@ -311,12 +458,55 @@
         <w:pStyle w:val="Heading2"/>
       </w:pPr>
       <w:r>
+        <w:t>Understanding Statistical Significance</w:t>
+      </w:r>
+    </w:p>
+    <w:p>
+      <w:r>
+        <w:t xml:space="preserve">In the results, some variables are statistically </w:t>
+      </w:r>
+      <w:proofErr w:type="gramStart"/>
+      <w:r>
+        <w:t>significant</w:t>
+      </w:r>
+      <w:proofErr w:type="gramEnd"/>
+      <w:r>
+        <w:t xml:space="preserve"> and others are not. Statistical significance means the relationship between a variable and the number of calls is unlikely to be due to random chance, based on a set threshold (p-value below 0.05).</w:t>
+      </w:r>
+    </w:p>
+    <w:p>
+      <w:r>
+        <w:t>For example, if the model finds that adding more commercial space is linked to more calls and the p-value is below 0.05, this suggests strong evidence for a real, consistent effect. If the p-value is higher, it means the data does not provide enough evidence to confirm the effect, it might be real, but it could also be random variation.</w:t>
+      </w:r>
+    </w:p>
+    <w:p>
+      <w:proofErr w:type="spellStart"/>
+      <w:r>
+        <w:t>The</w:t>
+      </w:r>
+      <w:proofErr w:type="spellEnd"/>
+      <w:r>
+        <w:t xml:space="preserve"> p-values in this analysis come directly from the regression models, which compare the observed data to what would be expected if there were no true relationship between the variable and call volume.</w:t>
+      </w:r>
+    </w:p>
+    <w:p>
+      <w:pPr>
+        <w:pStyle w:val="Heading2"/>
+      </w:pPr>
+      <w:r>
+        <w:lastRenderedPageBreak/>
         <w:t>Why Some Effects May Appear Small or Negative</w:t>
       </w:r>
     </w:p>
     <w:p>
       <w:r>
-        <w:t>Not every type of development automatically increases call volumes. For example, residential square footage by itself may not strongly affect calls—this could be because new homes are often in safer conditions or spread across lower-risk areas. Negative effects may happen if certain developments replace older, higher-risk buildings.</w:t>
+        <w:t xml:space="preserve">Not every type of development automatically increases call volumes. For example, residential square footage by itself may not strongly affect calls-this could be because new homes are often in safer conditions or spread across </w:t>
+      </w:r>
+      <w:r>
+        <w:t>lowe</w:t>
+      </w:r>
+      <w:r>
+        <w:t>r-risk areas. Negative effects may happen if certain developments replace older, higher-risk buildings.</w:t>
       </w:r>
     </w:p>
     <w:p>
@@ -329,7 +519,7 @@
     </w:p>
     <w:p>
       <w:r>
-        <w:t>Here’s what our model suggests for a few realistic changes:</w:t>
+        <w:t>Here’s what the model suggests for a few realistic changes:</w:t>
       </w:r>
       <w:r>
         <w:br/>
@@ -354,7 +544,7 @@
     </w:p>
     <w:p>
       <w:r>
-        <w:t>Our analysis gives a way to estimate future service demand based on development patterns. These estimates help plan staffing, equipment, and budget needs. The key takeaway is that large increases in commercial space and nursing home capacity have the biggest measurable impact on call volumes.</w:t>
+        <w:t>This analysis gives a way to estimate future service demand based on development patterns. The key takeaway is that large increases in commercial space and nursing home capacity have the biggest measurable impact on call volumes.</w:t>
       </w:r>
     </w:p>
     <w:sectPr>

--- a/analysis_report.docx
+++ b/analysis_report.docx
@@ -5,6 +5,7 @@
     <w:p>
       <w:pPr>
         <w:pStyle w:val="Heading1"/>
+        <w:spacing w:before="0"/>
       </w:pPr>
       <w:r>
         <w:t>JTFD Call Volume Analysis</w:t>
@@ -148,17 +149,17 @@
         <w:t>we</w:t>
       </w:r>
       <w:r>
-        <w:t xml:space="preserve">en </w:t>
-      </w:r>
-      <w:r>
-        <w:lastRenderedPageBreak/>
-        <w:t xml:space="preserve">when growth occurs and when it starts to affect call </w:t>
+        <w:t xml:space="preserve">en when growth occurs and when it starts to affect call </w:t>
       </w:r>
       <w:r>
         <w:t>volumes. In</w:t>
       </w:r>
       <w:r>
-        <w:t xml:space="preserve"> practical terms, the model is looking at things like: “Given the commercial square footage from half a year ago, how many calls are I seeing now?” That way, </w:t>
+        <w:t xml:space="preserve"> practical terms, the model is looking at things like: “Given the commercial square footage from half a year ago, how </w:t>
+      </w:r>
+      <w:r>
+        <w:lastRenderedPageBreak/>
+        <w:t xml:space="preserve">many calls are I seeing now?” That way, </w:t>
       </w:r>
       <w:r>
         <w:t>the model is</w:t>
@@ -480,13 +481,8 @@
       </w:r>
     </w:p>
     <w:p>
-      <w:proofErr w:type="spellStart"/>
       <w:r>
-        <w:t>The</w:t>
-      </w:r>
-      <w:proofErr w:type="spellEnd"/>
-      <w:r>
-        <w:t xml:space="preserve"> p-values in this analysis come directly from the regression models, which compare the observed data to what would be expected if there were no true relationship between the variable and call volume.</w:t>
+        <w:t>The p-values in this analysis come directly from the regression models, which compare the observed data to what would be expected if there were no true relationship between the variable and call volume.</w:t>
       </w:r>
     </w:p>
     <w:p>
@@ -494,13 +490,16 @@
         <w:pStyle w:val="Heading2"/>
       </w:pPr>
       <w:r>
-        <w:lastRenderedPageBreak/>
         <w:t>Why Some Effects May Appear Small or Negative</w:t>
       </w:r>
     </w:p>
     <w:p>
       <w:r>
-        <w:t xml:space="preserve">Not every type of development automatically increases call volumes. For example, residential square footage by itself may not strongly affect calls-this could be because new homes are often in safer conditions or spread across </w:t>
+        <w:t xml:space="preserve">Not every type of development automatically increases call volumes. For example, residential square footage by itself may not strongly affect calls-this could be because new </w:t>
+      </w:r>
+      <w:r>
+        <w:lastRenderedPageBreak/>
+        <w:t xml:space="preserve">homes are often in safer conditions or spread across </w:t>
       </w:r>
       <w:r>
         <w:t>lowe</w:t>

--- a/analysis_report.docx
+++ b/analysis_report.docx
@@ -79,12 +79,21 @@
       </w:r>
     </w:p>
     <w:p>
+      <w:pPr>
+        <w:spacing w:after="0"/>
+      </w:pPr>
       <w:r>
         <w:t>I used monthly data from 2018–2025, including:</w:t>
       </w:r>
       <w:r>
         <w:br/>
-        <w:t>• Fire and EMS call counts</w:t>
+        <w:t xml:space="preserve">• </w:t>
+      </w:r>
+      <w:r>
+        <w:t xml:space="preserve">Indigenous </w:t>
+      </w:r>
+      <w:r>
+        <w:t>Fire and EMS call counts</w:t>
       </w:r>
       <w:r>
         <w:br/>
@@ -244,7 +253,7 @@
         <w:pStyle w:val="Heading2"/>
       </w:pPr>
       <w:r>
-        <w:t>Key Results (Realistic Annual Call Volume Context)</w:t>
+        <w:t xml:space="preserve">Key Results </w:t>
       </w:r>
     </w:p>
     <w:p>
@@ -253,6 +262,9 @@
       </w:r>
     </w:p>
     <w:p>
+      <w:pPr>
+        <w:spacing w:after="0"/>
+      </w:pPr>
       <w:r>
         <w:t xml:space="preserve">• </w:t>
       </w:r>
@@ -261,13 +273,36 @@
           <w:b/>
           <w:bCs/>
         </w:rPr>
-        <w:t>Nursing home beds (+1 bed)</w:t>
+        <w:t>Nursing Homes</w:t>
       </w:r>
       <w:r>
-        <w:t xml:space="preserve"> – About +4.74 to +5.03 calls/year (statistically significant)</w:t>
+        <w:rPr>
+          <w:b/>
+          <w:bCs/>
+        </w:rPr>
+        <w:t xml:space="preserve"> (+1 bed)</w:t>
       </w:r>
       <w:r>
-        <w:br/>
+        <w:t xml:space="preserve"> </w:t>
+      </w:r>
+      <w:r>
+        <w:t>– About +</w:t>
+      </w:r>
+      <w:r>
+        <w:t>3.</w:t>
+      </w:r>
+      <w:r>
+        <w:t>75</w:t>
+      </w:r>
+      <w:r>
+        <w:t xml:space="preserve"> calls/year (statistically significant)</w:t>
+      </w:r>
+    </w:p>
+    <w:p>
+      <w:pPr>
+        <w:spacing w:after="0"/>
+      </w:pPr>
+      <w:r>
         <w:t xml:space="preserve">• </w:t>
       </w:r>
       <w:r>
@@ -275,23 +310,38 @@
           <w:b/>
           <w:bCs/>
         </w:rPr>
-        <w:t xml:space="preserve">Commercial </w:t>
+        <w:t>Apartments EMS (+100 residents)</w:t>
       </w:r>
-      <w:proofErr w:type="spellStart"/>
       <w:r>
         <w:rPr>
           <w:b/>
           <w:bCs/>
         </w:rPr>
-        <w:t>sqft</w:t>
+        <w:t xml:space="preserve"> </w:t>
       </w:r>
-      <w:proofErr w:type="spellEnd"/>
+      <w:r>
+        <w:t>– About +</w:t>
+      </w:r>
+      <w:r>
+        <w:t>1.2</w:t>
+      </w:r>
+      <w:r>
+        <w:t xml:space="preserve"> calls/year</w:t>
+      </w:r>
+    </w:p>
+    <w:p>
+      <w:pPr>
+        <w:spacing w:after="0"/>
+      </w:pPr>
+      <w:r>
+        <w:t xml:space="preserve">• </w:t>
+      </w:r>
       <w:r>
         <w:rPr>
           <w:b/>
           <w:bCs/>
         </w:rPr>
-        <w:t xml:space="preserve"> (+1,000 </w:t>
+        <w:t xml:space="preserve">Apartments Fire (+1,000 </w:t>
       </w:r>
       <w:proofErr w:type="spellStart"/>
       <w:r>
@@ -310,10 +360,14 @@
         <w:t>)</w:t>
       </w:r>
       <w:r>
-        <w:t xml:space="preserve"> – About +1.09 to +1.11 calls/year (highly significant)</w:t>
+        <w:t xml:space="preserve"> – About +0.3 calls/year</w:t>
       </w:r>
+    </w:p>
+    <w:p>
+      <w:pPr>
+        <w:spacing w:after="0"/>
+      </w:pPr>
       <w:r>
-        <w:br/>
         <w:t xml:space="preserve">• </w:t>
       </w:r>
       <w:r>
@@ -321,23 +375,53 @@
           <w:b/>
           <w:bCs/>
         </w:rPr>
-        <w:t xml:space="preserve">Residential </w:t>
+        <w:t>Commercial</w:t>
       </w:r>
-      <w:proofErr w:type="spellStart"/>
       <w:r>
         <w:rPr>
           <w:b/>
           <w:bCs/>
         </w:rPr>
-        <w:t>sqft</w:t>
+        <w:t xml:space="preserve"> &amp; Industrial</w:t>
       </w:r>
-      <w:proofErr w:type="spellEnd"/>
       <w:r>
         <w:rPr>
           <w:b/>
           <w:bCs/>
         </w:rPr>
-        <w:t xml:space="preserve"> (+1,000 </w:t>
+        <w:t xml:space="preserve"> EMS (+100 employees</w:t>
+      </w:r>
+      <w:r>
+        <w:t>) – About +5.0 calls/year</w:t>
+      </w:r>
+    </w:p>
+    <w:p>
+      <w:pPr>
+        <w:spacing w:after="0"/>
+      </w:pPr>
+      <w:r>
+        <w:t xml:space="preserve">• </w:t>
+      </w:r>
+      <w:r>
+        <w:rPr>
+          <w:b/>
+          <w:bCs/>
+        </w:rPr>
+        <w:t xml:space="preserve">Commercial </w:t>
+      </w:r>
+      <w:r>
+        <w:rPr>
+          <w:b/>
+          <w:bCs/>
+        </w:rPr>
+        <w:t xml:space="preserve">&amp; Industrial </w:t>
+      </w:r>
+      <w:r>
+        <w:rPr>
+          <w:b/>
+          <w:bCs/>
+        </w:rPr>
+        <w:t xml:space="preserve">Fire (+1,000 </w:t>
       </w:r>
       <w:proofErr w:type="spellStart"/>
       <w:r>
@@ -356,10 +440,20 @@
         <w:t>)</w:t>
       </w:r>
       <w:r>
-        <w:t xml:space="preserve"> – Effect is near zero and not statistically significant</w:t>
+        <w:t xml:space="preserve"> – About +1.</w:t>
       </w:r>
       <w:r>
-        <w:br/>
+        <w:t>35</w:t>
+      </w:r>
+      <w:r>
+        <w:t xml:space="preserve"> calls/year (highly significant)</w:t>
+      </w:r>
+    </w:p>
+    <w:p>
+      <w:pPr>
+        <w:spacing w:after="0"/>
+      </w:pPr>
+      <w:r>
         <w:t xml:space="preserve">• </w:t>
       </w:r>
       <w:r>
@@ -367,23 +461,38 @@
           <w:b/>
           <w:bCs/>
         </w:rPr>
-        <w:t xml:space="preserve">Industrial </w:t>
+        <w:t>Residential EMS (+100 residents)</w:t>
       </w:r>
-      <w:proofErr w:type="spellStart"/>
       <w:r>
         <w:rPr>
           <w:b/>
           <w:bCs/>
         </w:rPr>
-        <w:t>sqft</w:t>
+        <w:t xml:space="preserve"> </w:t>
       </w:r>
-      <w:proofErr w:type="spellEnd"/>
+      <w:r>
+        <w:t>– About +</w:t>
+      </w:r>
+      <w:r>
+        <w:t>0.8</w:t>
+      </w:r>
+      <w:r>
+        <w:t xml:space="preserve"> calls/year</w:t>
+      </w:r>
+    </w:p>
+    <w:p>
+      <w:pPr>
+        <w:spacing w:after="0"/>
+      </w:pPr>
+      <w:r>
+        <w:t xml:space="preserve">• </w:t>
+      </w:r>
       <w:r>
         <w:rPr>
           <w:b/>
           <w:bCs/>
         </w:rPr>
-        <w:t xml:space="preserve"> (+1,000 </w:t>
+        <w:t xml:space="preserve">Residential Fire (+1,000 </w:t>
       </w:r>
       <w:proofErr w:type="spellStart"/>
       <w:r>
@@ -402,56 +511,7 @@
         <w:t>)</w:t>
       </w:r>
       <w:r>
-        <w:t xml:space="preserve"> – Effect is near zero and not statistically significant</w:t>
-      </w:r>
-      <w:r>
-        <w:br/>
-        <w:t xml:space="preserve">• </w:t>
-      </w:r>
-      <w:r>
-        <w:rPr>
-          <w:b/>
-          <w:bCs/>
-        </w:rPr>
-        <w:t>Residential appraised value (+$1M)</w:t>
-      </w:r>
-      <w:r>
-        <w:t xml:space="preserve"> – About +0.84 calls/year (significant)</w:t>
-      </w:r>
-      <w:r>
-        <w:br/>
-        <w:t xml:space="preserve">• </w:t>
-      </w:r>
-      <w:r>
-        <w:rPr>
-          <w:b/>
-          <w:bCs/>
-        </w:rPr>
-        <w:t>Commercial appraised value (+$1M</w:t>
-      </w:r>
-      <w:r>
-        <w:rPr>
-          <w:b/>
-          <w:bCs/>
-        </w:rPr>
-        <w:t>)</w:t>
-      </w:r>
-      <w:r>
-        <w:t xml:space="preserve"> – Effect is small and not significant</w:t>
-      </w:r>
-      <w:r>
-        <w:br/>
-        <w:t xml:space="preserve">• </w:t>
-      </w:r>
-      <w:r>
-        <w:rPr>
-          <w:b/>
-          <w:bCs/>
-        </w:rPr>
-        <w:t>Industrial appraised value (+$1M)</w:t>
-      </w:r>
-      <w:r>
-        <w:t xml:space="preserve"> – About −9.9 calls/year (significant negative effect)</w:t>
+        <w:t xml:space="preserve"> – About +0.6 calls/year</w:t>
       </w:r>
     </w:p>
     <w:p>
@@ -466,11 +526,9 @@
       <w:r>
         <w:t xml:space="preserve">In the results, some variables are statistically </w:t>
       </w:r>
-      <w:proofErr w:type="gramStart"/>
       <w:r>
-        <w:t>significant</w:t>
+        <w:t>significant,</w:t>
       </w:r>
-      <w:proofErr w:type="gramEnd"/>
       <w:r>
         <w:t xml:space="preserve"> and others are not. Statistical significance means the relationship between a variable and the number of calls is unlikely to be due to random chance, based on a set threshold (p-value below 0.05).</w:t>
       </w:r>
@@ -490,7 +548,7 @@
         <w:pStyle w:val="Heading2"/>
       </w:pPr>
       <w:r>
-        <w:t>Why Some Effects May Appear Small or Negative</w:t>
+        <w:t>Why Some Effects May Appear Small</w:t>
       </w:r>
     </w:p>
     <w:p>
@@ -506,31 +564,6 @@
       </w:r>
       <w:r>
         <w:t>r-risk areas. Negative effects may happen if certain developments replace older, higher-risk buildings.</w:t>
-      </w:r>
-    </w:p>
-    <w:p>
-      <w:pPr>
-        <w:pStyle w:val="Heading2"/>
-      </w:pPr>
-      <w:r>
-        <w:t>Example Scenarios</w:t>
-      </w:r>
-    </w:p>
-    <w:p>
-      <w:r>
-        <w:t>Here’s what the model suggests for a few realistic changes:</w:t>
-      </w:r>
-      <w:r>
-        <w:br/>
-        <w:t>• Adding 80,000 sqft of commercial space: ≈ +88–+89 calls/year</w:t>
-      </w:r>
-      <w:r>
-        <w:br/>
-        <w:t>• Adding 10 new nursing home beds: ≈ +47–+50 calls/year</w:t>
-      </w:r>
-      <w:r>
-        <w:br/>
-        <w:t>• Adding $5M in residential building value: ≈ +4.2 calls/year</w:t>
       </w:r>
     </w:p>
     <w:p>

--- a/analysis_report.docx
+++ b/analysis_report.docx
@@ -9,6 +9,9 @@
       </w:pPr>
       <w:r>
         <w:t>JTFD Call Volume Analysis</w:t>
+      </w:r>
+      <w:r>
+        <w:t xml:space="preserve"> – Joe White</w:t>
       </w:r>
     </w:p>
     <w:p>
@@ -589,6 +592,56 @@
 </w:document>
 </file>
 
+<file path=word/endnotes.xml><?xml version="1.0" encoding="utf-8"?>
+<w:endnotes xmlns:wpc="http://schemas.microsoft.com/office/word/2010/wordprocessingCanvas" xmlns:cx="http://schemas.microsoft.com/office/drawing/2014/chartex" xmlns:cx1="http://schemas.microsoft.com/office/drawing/2015/9/8/chartex" xmlns:cx2="http://schemas.microsoft.com/office/drawing/2015/10/21/chartex" xmlns:cx3="http://schemas.microsoft.com/office/drawing/2016/5/9/chartex" xmlns:cx4="http://schemas.microsoft.com/office/drawing/2016/5/10/chartex" xmlns:cx5="http://schemas.microsoft.com/office/drawing/2016/5/11/chartex" xmlns:cx6="http://schemas.microsoft.com/office/drawing/2016/5/12/chartex" xmlns:cx7="http://schemas.microsoft.com/office/drawing/2016/5/13/chartex" xmlns:cx8="http://schemas.microsoft.com/office/drawing/2016/5/14/chartex" xmlns:mc="http://schemas.openxmlformats.org/markup-compatibility/2006" xmlns:aink="http://schemas.microsoft.com/office/drawing/2016/ink" xmlns:am3d="http://schemas.microsoft.com/office/drawing/2017/model3d" xmlns:o="urn:schemas-microsoft-com:office:office" xmlns:oel="http://schemas.microsoft.com/office/2019/extlst" xmlns:r="http://schemas.openxmlformats.org/officeDocument/2006/relationships" xmlns:m="http://schemas.openxmlformats.org/officeDocument/2006/math" xmlns:v="urn:schemas-microsoft-com:vml" xmlns:wp14="http://schemas.microsoft.com/office/word/2010/wordprocessingDrawing" xmlns:wp="http://schemas.openxmlformats.org/drawingml/2006/wordprocessingDrawing" xmlns:w10="urn:schemas-microsoft-com:office:word" xmlns:w="http://schemas.openxmlformats.org/wordprocessingml/2006/main" xmlns:w14="http://schemas.microsoft.com/office/word/2010/wordml" xmlns:w15="http://schemas.microsoft.com/office/word/2012/wordml" xmlns:w16cex="http://schemas.microsoft.com/office/word/2018/wordml/cex" xmlns:w16cid="http://schemas.microsoft.com/office/word/2016/wordml/cid" xmlns:w16="http://schemas.microsoft.com/office/word/2018/wordml" xmlns:w16du="http://schemas.microsoft.com/office/word/2023/wordml/word16du" xmlns:w16sdtdh="http://schemas.microsoft.com/office/word/2020/wordml/sdtdatahash" xmlns:w16sdtfl="http://schemas.microsoft.com/office/word/2024/wordml/sdtformatlock" xmlns:w16se="http://schemas.microsoft.com/office/word/2015/wordml/symex" xmlns:wpg="http://schemas.microsoft.com/office/word/2010/wordprocessingGroup" xmlns:wpi="http://schemas.microsoft.com/office/word/2010/wordprocessingInk" xmlns:wne="http://schemas.microsoft.com/office/word/2006/wordml" xmlns:wps="http://schemas.microsoft.com/office/word/2010/wordprocessingShape" mc:Ignorable="w14 w15 w16se w16cid w16 w16cex w16sdtdh w16sdtfl w16du wp14">
+  <w:endnote w:type="separator" w:id="-1">
+    <w:p>
+      <w:pPr>
+        <w:spacing w:after="0" w:line="240" w:lineRule="auto"/>
+      </w:pPr>
+      <w:r>
+        <w:separator/>
+      </w:r>
+    </w:p>
+  </w:endnote>
+  <w:endnote w:type="continuationSeparator" w:id="0">
+    <w:p>
+      <w:pPr>
+        <w:spacing w:after="0" w:line="240" w:lineRule="auto"/>
+      </w:pPr>
+      <w:r>
+        <w:continuationSeparator/>
+      </w:r>
+    </w:p>
+  </w:endnote>
+</w:endnotes>
+</file>
+
+<file path=word/footnotes.xml><?xml version="1.0" encoding="utf-8"?>
+<w:footnotes xmlns:wpc="http://schemas.microsoft.com/office/word/2010/wordprocessingCanvas" xmlns:cx="http://schemas.microsoft.com/office/drawing/2014/chartex" xmlns:cx1="http://schemas.microsoft.com/office/drawing/2015/9/8/chartex" xmlns:cx2="http://schemas.microsoft.com/office/drawing/2015/10/21/chartex" xmlns:cx3="http://schemas.microsoft.com/office/drawing/2016/5/9/chartex" xmlns:cx4="http://schemas.microsoft.com/office/drawing/2016/5/10/chartex" xmlns:cx5="http://schemas.microsoft.com/office/drawing/2016/5/11/chartex" xmlns:cx6="http://schemas.microsoft.com/office/drawing/2016/5/12/chartex" xmlns:cx7="http://schemas.microsoft.com/office/drawing/2016/5/13/chartex" xmlns:cx8="http://schemas.microsoft.com/office/drawing/2016/5/14/chartex" xmlns:mc="http://schemas.openxmlformats.org/markup-compatibility/2006" xmlns:aink="http://schemas.microsoft.com/office/drawing/2016/ink" xmlns:am3d="http://schemas.microsoft.com/office/drawing/2017/model3d" xmlns:o="urn:schemas-microsoft-com:office:office" xmlns:oel="http://schemas.microsoft.com/office/2019/extlst" xmlns:r="http://schemas.openxmlformats.org/officeDocument/2006/relationships" xmlns:m="http://schemas.openxmlformats.org/officeDocument/2006/math" xmlns:v="urn:schemas-microsoft-com:vml" xmlns:wp14="http://schemas.microsoft.com/office/word/2010/wordprocessingDrawing" xmlns:wp="http://schemas.openxmlformats.org/drawingml/2006/wordprocessingDrawing" xmlns:w10="urn:schemas-microsoft-com:office:word" xmlns:w="http://schemas.openxmlformats.org/wordprocessingml/2006/main" xmlns:w14="http://schemas.microsoft.com/office/word/2010/wordml" xmlns:w15="http://schemas.microsoft.com/office/word/2012/wordml" xmlns:w16cex="http://schemas.microsoft.com/office/word/2018/wordml/cex" xmlns:w16cid="http://schemas.microsoft.com/office/word/2016/wordml/cid" xmlns:w16="http://schemas.microsoft.com/office/word/2018/wordml" xmlns:w16du="http://schemas.microsoft.com/office/word/2023/wordml/word16du" xmlns:w16sdtdh="http://schemas.microsoft.com/office/word/2020/wordml/sdtdatahash" xmlns:w16sdtfl="http://schemas.microsoft.com/office/word/2024/wordml/sdtformatlock" xmlns:w16se="http://schemas.microsoft.com/office/word/2015/wordml/symex" xmlns:wpg="http://schemas.microsoft.com/office/word/2010/wordprocessingGroup" xmlns:wpi="http://schemas.microsoft.com/office/word/2010/wordprocessingInk" xmlns:wne="http://schemas.microsoft.com/office/word/2006/wordml" xmlns:wps="http://schemas.microsoft.com/office/word/2010/wordprocessingShape" mc:Ignorable="w14 w15 w16se w16cid w16 w16cex w16sdtdh w16sdtfl w16du wp14">
+  <w:footnote w:type="separator" w:id="-1">
+    <w:p>
+      <w:pPr>
+        <w:spacing w:after="0" w:line="240" w:lineRule="auto"/>
+      </w:pPr>
+      <w:r>
+        <w:separator/>
+      </w:r>
+    </w:p>
+  </w:footnote>
+  <w:footnote w:type="continuationSeparator" w:id="0">
+    <w:p>
+      <w:pPr>
+        <w:spacing w:after="0" w:line="240" w:lineRule="auto"/>
+      </w:pPr>
+      <w:r>
+        <w:continuationSeparator/>
+      </w:r>
+    </w:p>
+  </w:footnote>
+</w:footnotes>
+</file>
+
 <file path=word/numbering.xml><?xml version="1.0" encoding="utf-8"?>
 <w:numbering xmlns:wpc="http://schemas.microsoft.com/office/word/2010/wordprocessingCanvas" xmlns:cx="http://schemas.microsoft.com/office/drawing/2014/chartex" xmlns:cx1="http://schemas.microsoft.com/office/drawing/2015/9/8/chartex" xmlns:cx2="http://schemas.microsoft.com/office/drawing/2015/10/21/chartex" xmlns:cx3="http://schemas.microsoft.com/office/drawing/2016/5/9/chartex" xmlns:cx4="http://schemas.microsoft.com/office/drawing/2016/5/10/chartex" xmlns:cx5="http://schemas.microsoft.com/office/drawing/2016/5/11/chartex" xmlns:cx6="http://schemas.microsoft.com/office/drawing/2016/5/12/chartex" xmlns:cx7="http://schemas.microsoft.com/office/drawing/2016/5/13/chartex" xmlns:cx8="http://schemas.microsoft.com/office/drawing/2016/5/14/chartex" xmlns:mc="http://schemas.openxmlformats.org/markup-compatibility/2006" xmlns:aink="http://schemas.microsoft.com/office/drawing/2016/ink" xmlns:am3d="http://schemas.microsoft.com/office/drawing/2017/model3d" xmlns:o="urn:schemas-microsoft-com:office:office" xmlns:oel="http://schemas.microsoft.com/office/2019/extlst" xmlns:r="http://schemas.openxmlformats.org/officeDocument/2006/relationships" xmlns:m="http://schemas.openxmlformats.org/officeDocument/2006/math" xmlns:v="urn:schemas-microsoft-com:vml" xmlns:wp14="http://schemas.microsoft.com/office/word/2010/wordprocessingDrawing" xmlns:wp="http://schemas.openxmlformats.org/drawingml/2006/wordprocessingDrawing" xmlns:w10="urn:schemas-microsoft-com:office:word" xmlns:w="http://schemas.openxmlformats.org/wordprocessingml/2006/main" xmlns:w14="http://schemas.microsoft.com/office/word/2010/wordml" xmlns:w15="http://schemas.microsoft.com/office/word/2012/wordml" xmlns:w16cex="http://schemas.microsoft.com/office/word/2018/wordml/cex" xmlns:w16cid="http://schemas.microsoft.com/office/word/2016/wordml/cid" xmlns:w16="http://schemas.microsoft.com/office/word/2018/wordml" xmlns:w16du="http://schemas.microsoft.com/office/word/2023/wordml/word16du" xmlns:w16sdtdh="http://schemas.microsoft.com/office/word/2020/wordml/sdtdatahash" xmlns:w16sdtfl="http://schemas.microsoft.com/office/word/2024/wordml/sdtformatlock" xmlns:w16se="http://schemas.microsoft.com/office/word/2015/wordml/symex" xmlns:wpg="http://schemas.microsoft.com/office/word/2010/wordprocessingGroup" xmlns:wpi="http://schemas.microsoft.com/office/word/2010/wordprocessingInk" xmlns:wne="http://schemas.microsoft.com/office/word/2006/wordml" xmlns:wps="http://schemas.microsoft.com/office/word/2010/wordprocessingShape" mc:Ignorable="w14 w15 w16se w16cid w16 w16cex w16sdtdh w16sdtfl w16du wp14">
   <w:abstractNum w:abstractNumId="0" w15:restartNumberingAfterBreak="0">
